--- a/Informe_Proyecto_Analisis_Delitos_Sexuales_Colombia_2010_2025.docx
+++ b/Informe_Proyecto_Analisis_Delitos_Sexuales_Colombia_2010_2025.docx
@@ -84,7 +84,7 @@
     <w:sdt>
       <w:sdtPr>
         <w:rPr>
-          <w:rFonts w:eastAsiaTheme="minorEastAsia" w:cstheme="majorHAnsi"/>
+          <w:rFonts w:asciiTheme="minorHAnsi" w:eastAsiaTheme="minorEastAsia" w:hAnsiTheme="minorHAnsi" w:cstheme="majorHAnsi"/>
           <w:b w:val="0"/>
           <w:bCs w:val="0"/>
           <w:color w:val="auto"/>
@@ -1774,7 +1774,7 @@
                     <pic:cNvPicPr/>
                   </pic:nvPicPr>
                   <pic:blipFill>
-                    <a:blip r:embed="rId6"/>
+                    <a:blip r:embed="rId8"/>
                     <a:stretch>
                       <a:fillRect/>
                     </a:stretch>
@@ -1953,7 +1953,7 @@
                     <pic:cNvPicPr/>
                   </pic:nvPicPr>
                   <pic:blipFill>
-                    <a:blip r:embed="rId7"/>
+                    <a:blip r:embed="rId9"/>
                     <a:stretch>
                       <a:fillRect/>
                     </a:stretch>
@@ -2131,7 +2131,7 @@
                     <pic:cNvPicPr/>
                   </pic:nvPicPr>
                   <pic:blipFill>
-                    <a:blip r:embed="rId8"/>
+                    <a:blip r:embed="rId10"/>
                     <a:stretch>
                       <a:fillRect/>
                     </a:stretch>
@@ -2624,6 +2624,177 @@
           <w:rFonts w:cstheme="majorHAnsi"/>
         </w:rPr>
         <w:lastRenderedPageBreak/>
+        <w:t>Conclusiones</w:t>
+      </w:r>
+    </w:p>
+    <w:p>
+      <w:pPr>
+        <w:spacing w:line="360" w:lineRule="auto"/>
+        <w:rPr>
+          <w:rFonts w:ascii="Calibri" w:hAnsi="Calibri" w:cs="Calibri"/>
+        </w:rPr>
+      </w:pPr>
+      <w:r>
+        <w:rPr>
+          <w:rFonts w:ascii="Calibri" w:hAnsi="Calibri" w:cs="Calibri"/>
+        </w:rPr>
+        <w:t>Tras llevar a cabo este análisis y resolver las tendencias, comparaciones y distribución de casos a lo largo del territorio nacional podemos concluir certeramente que Colombia, como nación, aun tiene mucho que mejorar en el ámbito de seguridad civil.</w:t>
+      </w:r>
+    </w:p>
+    <w:p>
+      <w:pPr>
+        <w:spacing w:line="360" w:lineRule="auto"/>
+        <w:rPr>
+          <w:rFonts w:ascii="Calibri" w:hAnsi="Calibri" w:cs="Calibri"/>
+        </w:rPr>
+      </w:pPr>
+      <w:r>
+        <w:rPr>
+          <w:rFonts w:ascii="Calibri" w:hAnsi="Calibri" w:cs="Calibri"/>
+        </w:rPr>
+        <w:t>Podemos afirmar, tras visualizar el informe, que la nación no ha resuelto aún su problema más añejo e importante desde su fundación en el siglo XVII: La violencia, en concreto para este caso, la violencia sexual.</w:t>
+      </w:r>
+    </w:p>
+    <w:p>
+      <w:pPr>
+        <w:spacing w:line="360" w:lineRule="auto"/>
+        <w:rPr>
+          <w:rFonts w:ascii="Calibri" w:hAnsi="Calibri" w:cs="Calibri"/>
+        </w:rPr>
+      </w:pPr>
+      <w:r>
+        <w:rPr>
+          <w:rFonts w:ascii="Calibri" w:hAnsi="Calibri" w:cs="Calibri"/>
+        </w:rPr>
+        <w:t>De esta forma Colombia puede ser considerada un país con gran ocurrencia de delitos sexuales, por lo que las acciones para mitigar esto deben ser inmediatas y certeras.</w:t>
+      </w:r>
+    </w:p>
+    <w:p>
+      <w:pPr>
+        <w:spacing w:line="360" w:lineRule="auto"/>
+        <w:rPr>
+          <w:rFonts w:ascii="Calibri" w:hAnsi="Calibri" w:cs="Calibri"/>
+        </w:rPr>
+      </w:pPr>
+      <w:r>
+        <w:rPr>
+          <w:rFonts w:ascii="Calibri" w:hAnsi="Calibri" w:cs="Calibri"/>
+        </w:rPr>
+        <w:t>Entre otras cosas importantes a tener en cuenta es que las Mujeres constituyen al menos dos (2) terceras partes de los casos de delitos sexuales cometidos y reportados, además, niños, niñas y adolescentes representan al menos un (1) tercio del total de casos reportados.</w:t>
+      </w:r>
+    </w:p>
+    <w:p>
+      <w:pPr>
+        <w:spacing w:line="360" w:lineRule="auto"/>
+        <w:rPr>
+          <w:rFonts w:ascii="Calibri" w:hAnsi="Calibri" w:cs="Calibri"/>
+        </w:rPr>
+      </w:pPr>
+      <w:r>
+        <w:rPr>
+          <w:rFonts w:ascii="Calibri" w:hAnsi="Calibri" w:cs="Calibri"/>
+        </w:rPr>
+        <w:t xml:space="preserve">Deseamos buena suerte y el mayor de los éxitos a aquel que decida trabajar en contra de estos resultados y esperamos que este estudio le sirva como base para comprender el problema al que se enfrenta. </w:t>
+      </w:r>
+    </w:p>
+    <w:p>
+      <w:pPr>
+        <w:spacing w:line="360" w:lineRule="auto"/>
+        <w:rPr>
+          <w:rFonts w:ascii="Calibri" w:hAnsi="Calibri" w:cs="Calibri"/>
+        </w:rPr>
+      </w:pPr>
+    </w:p>
+    <w:p>
+      <w:pPr>
+        <w:spacing w:line="360" w:lineRule="auto"/>
+        <w:rPr>
+          <w:rFonts w:ascii="Calibri" w:hAnsi="Calibri" w:cs="Calibri"/>
+        </w:rPr>
+      </w:pPr>
+    </w:p>
+    <w:p>
+      <w:pPr>
+        <w:spacing w:line="360" w:lineRule="auto"/>
+        <w:rPr>
+          <w:rFonts w:ascii="Calibri" w:hAnsi="Calibri" w:cs="Calibri"/>
+        </w:rPr>
+      </w:pPr>
+    </w:p>
+    <w:p>
+      <w:pPr>
+        <w:spacing w:line="360" w:lineRule="auto"/>
+        <w:rPr>
+          <w:rFonts w:ascii="Calibri" w:hAnsi="Calibri" w:cs="Calibri"/>
+        </w:rPr>
+      </w:pPr>
+    </w:p>
+    <w:p>
+      <w:pPr>
+        <w:spacing w:line="360" w:lineRule="auto"/>
+        <w:rPr>
+          <w:rFonts w:ascii="Calibri" w:hAnsi="Calibri" w:cs="Calibri"/>
+        </w:rPr>
+      </w:pPr>
+    </w:p>
+    <w:p>
+      <w:pPr>
+        <w:spacing w:line="360" w:lineRule="auto"/>
+        <w:rPr>
+          <w:rFonts w:ascii="Calibri" w:hAnsi="Calibri" w:cs="Calibri"/>
+        </w:rPr>
+      </w:pPr>
+    </w:p>
+    <w:p>
+      <w:pPr>
+        <w:spacing w:line="360" w:lineRule="auto"/>
+        <w:rPr>
+          <w:rFonts w:ascii="Calibri" w:hAnsi="Calibri" w:cs="Calibri"/>
+        </w:rPr>
+      </w:pPr>
+    </w:p>
+    <w:p>
+      <w:pPr>
+        <w:spacing w:line="360" w:lineRule="auto"/>
+        <w:rPr>
+          <w:rFonts w:ascii="Calibri" w:hAnsi="Calibri" w:cs="Calibri"/>
+        </w:rPr>
+      </w:pPr>
+    </w:p>
+    <w:p>
+      <w:pPr>
+        <w:spacing w:line="360" w:lineRule="auto"/>
+        <w:rPr>
+          <w:rFonts w:ascii="Calibri" w:hAnsi="Calibri" w:cs="Calibri"/>
+        </w:rPr>
+      </w:pPr>
+    </w:p>
+    <w:p>
+      <w:pPr>
+        <w:spacing w:line="360" w:lineRule="auto"/>
+        <w:rPr>
+          <w:rFonts w:ascii="Calibri" w:hAnsi="Calibri" w:cs="Calibri"/>
+        </w:rPr>
+      </w:pPr>
+    </w:p>
+    <w:p>
+      <w:pPr>
+        <w:pStyle w:val="Ttulo2"/>
+        <w:numPr>
+          <w:ilvl w:val="0"/>
+          <w:numId w:val="10"/>
+        </w:numPr>
+        <w:spacing w:line="360" w:lineRule="auto"/>
+        <w:jc w:val="center"/>
+        <w:rPr>
+          <w:rFonts w:cstheme="majorHAnsi"/>
+        </w:rPr>
+      </w:pPr>
+      <w:r>
+        <w:rPr>
+          <w:rFonts w:cstheme="majorHAnsi"/>
+        </w:rPr>
+        <w:lastRenderedPageBreak/>
         <w:t>Referencias</w:t>
       </w:r>
       <w:bookmarkEnd w:id="9"/>
@@ -2699,7 +2870,7 @@
         </w:rPr>
         <w:t xml:space="preserve">exuales en Colombia (2010–2025) </w:t>
       </w:r>
-      <w:hyperlink r:id="rId9" w:history="1">
+      <w:hyperlink r:id="rId11" w:history="1">
         <w:r>
           <w:rPr>
             <w:rStyle w:val="Hipervnculo"/>
@@ -2721,15 +2892,9 @@
         <w:rPr>
           <w:rFonts w:asciiTheme="majorHAnsi" w:hAnsiTheme="majorHAnsi" w:cstheme="majorHAnsi"/>
         </w:rPr>
-        <w:t xml:space="preserve">López García, J. E., Cuervo Espinosa, M. A., &amp; Loaiza, J. C. (s. f.). </w:t>
+        <w:t xml:space="preserve">López García, J. E., Cuervo Espinosa, M. A., &amp; Loaiza, J. C. (s. f.). Informe Naranja </w:t>
       </w:r>
-      <w:r>
-        <w:rPr>
-          <w:rFonts w:asciiTheme="majorHAnsi" w:hAnsiTheme="majorHAnsi" w:cstheme="majorHAnsi"/>
-        </w:rPr>
-        <w:t xml:space="preserve">Informe Naranja </w:t>
-      </w:r>
-      <w:hyperlink r:id="rId10" w:history="1">
+      <w:hyperlink r:id="rId12" w:history="1">
         <w:r>
           <w:rPr>
             <w:rStyle w:val="Hipervnculo"/>
@@ -2753,7 +2918,7 @@
         </w:rPr>
         <w:t xml:space="preserve">Policía Nacional de Colombia. (s. f.). Base de datos de reportes de delitos sexuales en Colombia (2010–2025) </w:t>
       </w:r>
-      <w:hyperlink r:id="rId11" w:history="1">
+      <w:hyperlink r:id="rId13" w:history="1">
         <w:r>
           <w:rPr>
             <w:rStyle w:val="Hipervnculo"/>
@@ -2764,6 +2929,7 @@
       </w:hyperlink>
     </w:p>
     <w:sectPr>
+      <w:headerReference w:type="default" r:id="rId14"/>
       <w:pgSz w:w="12240" w:h="15840"/>
       <w:pgMar w:top="1440" w:right="1800" w:bottom="1440" w:left="1800" w:header="720" w:footer="720" w:gutter="0"/>
       <w:cols w:space="720"/>
@@ -2771,6 +2937,179 @@
     </w:sectPr>
   </w:body>
 </w:document>
+</file>
+
+<file path=word/endnotes.xml><?xml version="1.0" encoding="utf-8"?>
+<w:endnotes xmlns:wpc="http://schemas.microsoft.com/office/word/2010/wordprocessingCanvas" xmlns:cx="http://schemas.microsoft.com/office/drawing/2014/chartex" xmlns:cx1="http://schemas.microsoft.com/office/drawing/2015/9/8/chartex" xmlns:cx2="http://schemas.microsoft.com/office/drawing/2015/10/21/chartex" xmlns:cx3="http://schemas.microsoft.com/office/drawing/2016/5/9/chartex" xmlns:cx4="http://schemas.microsoft.com/office/drawing/2016/5/10/chartex" xmlns:cx5="http://schemas.microsoft.com/office/drawing/2016/5/11/chartex" xmlns:cx6="http://schemas.microsoft.com/office/drawing/2016/5/12/chartex" xmlns:cx7="http://schemas.microsoft.com/office/drawing/2016/5/13/chartex" xmlns:cx8="http://schemas.microsoft.com/office/drawing/2016/5/14/chartex" xmlns:mc="http://schemas.openxmlformats.org/markup-compatibility/2006" xmlns:aink="http://schemas.microsoft.com/office/drawing/2016/ink" xmlns:am3d="http://schemas.microsoft.com/office/drawing/2017/model3d" xmlns:o="urn:schemas-microsoft-com:office:office" xmlns:r="http://schemas.openxmlformats.org/officeDocument/2006/relationships" xmlns:m="http://schemas.openxmlformats.org/officeDocument/2006/math" xmlns:v="urn:schemas-microsoft-com:vml" xmlns:wp14="http://schemas.microsoft.com/office/word/2010/wordprocessingDrawing" xmlns:wp="http://schemas.openxmlformats.org/drawingml/2006/wordprocessingDrawing" xmlns:w10="urn:schemas-microsoft-com:office:word" xmlns:w="http://schemas.openxmlformats.org/wordprocessingml/2006/main" xmlns:w14="http://schemas.microsoft.com/office/word/2010/wordml" xmlns:w15="http://schemas.microsoft.com/office/word/2012/wordml" xmlns:w16cex="http://schemas.microsoft.com/office/word/2018/wordml/cex" xmlns:w16cid="http://schemas.microsoft.com/office/word/2016/wordml/cid" xmlns:w16="http://schemas.microsoft.com/office/word/2018/wordml" xmlns:w16sdtdh="http://schemas.microsoft.com/office/word/2020/wordml/sdtdatahash" xmlns:w16se="http://schemas.microsoft.com/office/word/2015/wordml/symex" xmlns:wpg="http://schemas.microsoft.com/office/word/2010/wordprocessingGroup" xmlns:wpi="http://schemas.microsoft.com/office/word/2010/wordprocessingInk" xmlns:wne="http://schemas.microsoft.com/office/word/2006/wordml" xmlns:wps="http://schemas.microsoft.com/office/word/2010/wordprocessingShape" mc:Ignorable="w14 w15 w16se w16cid w16 w16cex w16sdtdh wp14">
+  <w:endnote w:type="separator" w:id="-1">
+    <w:p>
+      <w:pPr>
+        <w:spacing w:after="0" w:line="240" w:lineRule="auto"/>
+      </w:pPr>
+      <w:r>
+        <w:separator/>
+      </w:r>
+    </w:p>
+  </w:endnote>
+  <w:endnote w:type="continuationSeparator" w:id="0">
+    <w:p>
+      <w:pPr>
+        <w:spacing w:after="0" w:line="240" w:lineRule="auto"/>
+      </w:pPr>
+      <w:r>
+        <w:continuationSeparator/>
+      </w:r>
+    </w:p>
+  </w:endnote>
+</w:endnotes>
+</file>
+
+<file path=word/footnotes.xml><?xml version="1.0" encoding="utf-8"?>
+<w:footnotes xmlns:wpc="http://schemas.microsoft.com/office/word/2010/wordprocessingCanvas" xmlns:cx="http://schemas.microsoft.com/office/drawing/2014/chartex" xmlns:cx1="http://schemas.microsoft.com/office/drawing/2015/9/8/chartex" xmlns:cx2="http://schemas.microsoft.com/office/drawing/2015/10/21/chartex" xmlns:cx3="http://schemas.microsoft.com/office/drawing/2016/5/9/chartex" xmlns:cx4="http://schemas.microsoft.com/office/drawing/2016/5/10/chartex" xmlns:cx5="http://schemas.microsoft.com/office/drawing/2016/5/11/chartex" xmlns:cx6="http://schemas.microsoft.com/office/drawing/2016/5/12/chartex" xmlns:cx7="http://schemas.microsoft.com/office/drawing/2016/5/13/chartex" xmlns:cx8="http://schemas.microsoft.com/office/drawing/2016/5/14/chartex" xmlns:mc="http://schemas.openxmlformats.org/markup-compatibility/2006" xmlns:aink="http://schemas.microsoft.com/office/drawing/2016/ink" xmlns:am3d="http://schemas.microsoft.com/office/drawing/2017/model3d" xmlns:o="urn:schemas-microsoft-com:office:office" xmlns:r="http://schemas.openxmlformats.org/officeDocument/2006/relationships" xmlns:m="http://schemas.openxmlformats.org/officeDocument/2006/math" xmlns:v="urn:schemas-microsoft-com:vml" xmlns:wp14="http://schemas.microsoft.com/office/word/2010/wordprocessingDrawing" xmlns:wp="http://schemas.openxmlformats.org/drawingml/2006/wordprocessingDrawing" xmlns:w10="urn:schemas-microsoft-com:office:word" xmlns:w="http://schemas.openxmlformats.org/wordprocessingml/2006/main" xmlns:w14="http://schemas.microsoft.com/office/word/2010/wordml" xmlns:w15="http://schemas.microsoft.com/office/word/2012/wordml" xmlns:w16cex="http://schemas.microsoft.com/office/word/2018/wordml/cex" xmlns:w16cid="http://schemas.microsoft.com/office/word/2016/wordml/cid" xmlns:w16="http://schemas.microsoft.com/office/word/2018/wordml" xmlns:w16sdtdh="http://schemas.microsoft.com/office/word/2020/wordml/sdtdatahash" xmlns:w16se="http://schemas.microsoft.com/office/word/2015/wordml/symex" xmlns:wpg="http://schemas.microsoft.com/office/word/2010/wordprocessingGroup" xmlns:wpi="http://schemas.microsoft.com/office/word/2010/wordprocessingInk" xmlns:wne="http://schemas.microsoft.com/office/word/2006/wordml" xmlns:wps="http://schemas.microsoft.com/office/word/2010/wordprocessingShape" mc:Ignorable="w14 w15 w16se w16cid w16 w16cex w16sdtdh wp14">
+  <w:footnote w:type="separator" w:id="-1">
+    <w:p>
+      <w:pPr>
+        <w:spacing w:after="0" w:line="240" w:lineRule="auto"/>
+      </w:pPr>
+      <w:r>
+        <w:separator/>
+      </w:r>
+    </w:p>
+  </w:footnote>
+  <w:footnote w:type="continuationSeparator" w:id="0">
+    <w:p>
+      <w:pPr>
+        <w:spacing w:after="0" w:line="240" w:lineRule="auto"/>
+      </w:pPr>
+      <w:r>
+        <w:continuationSeparator/>
+      </w:r>
+    </w:p>
+  </w:footnote>
+</w:footnotes>
+</file>
+
+<file path=word/header1.xml><?xml version="1.0" encoding="utf-8"?>
+<w:hdr xmlns:wpc="http://schemas.microsoft.com/office/word/2010/wordprocessingCanvas" xmlns:cx="http://schemas.microsoft.com/office/drawing/2014/chartex" xmlns:cx1="http://schemas.microsoft.com/office/drawing/2015/9/8/chartex" xmlns:cx2="http://schemas.microsoft.com/office/drawing/2015/10/21/chartex" xmlns:cx3="http://schemas.microsoft.com/office/drawing/2016/5/9/chartex" xmlns:cx4="http://schemas.microsoft.com/office/drawing/2016/5/10/chartex" xmlns:cx5="http://schemas.microsoft.com/office/drawing/2016/5/11/chartex" xmlns:cx6="http://schemas.microsoft.com/office/drawing/2016/5/12/chartex" xmlns:cx7="http://schemas.microsoft.com/office/drawing/2016/5/13/chartex" xmlns:cx8="http://schemas.microsoft.com/office/drawing/2016/5/14/chartex" xmlns:mc="http://schemas.openxmlformats.org/markup-compatibility/2006" xmlns:aink="http://schemas.microsoft.com/office/drawing/2016/ink" xmlns:am3d="http://schemas.microsoft.com/office/drawing/2017/model3d" xmlns:o="urn:schemas-microsoft-com:office:office" xmlns:r="http://schemas.openxmlformats.org/officeDocument/2006/relationships" xmlns:m="http://schemas.openxmlformats.org/officeDocument/2006/math" xmlns:v="urn:schemas-microsoft-com:vml" xmlns:wp14="http://schemas.microsoft.com/office/word/2010/wordprocessingDrawing" xmlns:wp="http://schemas.openxmlformats.org/drawingml/2006/wordprocessingDrawing" xmlns:w10="urn:schemas-microsoft-com:office:word" xmlns:w="http://schemas.openxmlformats.org/wordprocessingml/2006/main" xmlns:w14="http://schemas.microsoft.com/office/word/2010/wordml" xmlns:w15="http://schemas.microsoft.com/office/word/2012/wordml" xmlns:w16cex="http://schemas.microsoft.com/office/word/2018/wordml/cex" xmlns:w16cid="http://schemas.microsoft.com/office/word/2016/wordml/cid" xmlns:w16="http://schemas.microsoft.com/office/word/2018/wordml" xmlns:w16sdtdh="http://schemas.microsoft.com/office/word/2020/wordml/sdtdatahash" xmlns:w16se="http://schemas.microsoft.com/office/word/2015/wordml/symex" xmlns:wpg="http://schemas.microsoft.com/office/word/2010/wordprocessingGroup" xmlns:wpi="http://schemas.microsoft.com/office/word/2010/wordprocessingInk" xmlns:wne="http://schemas.microsoft.com/office/word/2006/wordml" xmlns:wps="http://schemas.microsoft.com/office/word/2010/wordprocessingShape" mc:Ignorable="w14 w15 w16se w16cid w16 w16cex w16sdtdh wp14">
+  <w:sdt>
+    <w:sdtPr>
+      <w:id w:val="-1318336367"/>
+      <w:docPartObj>
+        <w:docPartGallery w:val="Page Numbers (Top of Page)"/>
+        <w:docPartUnique/>
+      </w:docPartObj>
+    </w:sdtPr>
+    <w:sdtContent>
+      <w:p>
+        <w:pPr>
+          <w:pStyle w:val="Encabezado"/>
+          <w:jc w:val="right"/>
+        </w:pPr>
+        <w:r>
+          <w:rPr>
+            <w:lang w:val="es-ES"/>
+          </w:rPr>
+          <w:t xml:space="preserve">Página </w:t>
+        </w:r>
+        <w:r>
+          <w:rPr>
+            <w:b/>
+            <w:bCs/>
+            <w:sz w:val="24"/>
+            <w:szCs w:val="24"/>
+          </w:rPr>
+          <w:fldChar w:fldCharType="begin"/>
+        </w:r>
+        <w:r>
+          <w:rPr>
+            <w:b/>
+            <w:bCs/>
+          </w:rPr>
+          <w:instrText>PAGE</w:instrText>
+        </w:r>
+        <w:r>
+          <w:rPr>
+            <w:b/>
+            <w:bCs/>
+            <w:sz w:val="24"/>
+            <w:szCs w:val="24"/>
+          </w:rPr>
+          <w:fldChar w:fldCharType="separate"/>
+        </w:r>
+        <w:r>
+          <w:rPr>
+            <w:b/>
+            <w:bCs/>
+            <w:lang w:val="es-ES"/>
+          </w:rPr>
+          <w:t>2</w:t>
+        </w:r>
+        <w:r>
+          <w:rPr>
+            <w:b/>
+            <w:bCs/>
+            <w:sz w:val="24"/>
+            <w:szCs w:val="24"/>
+          </w:rPr>
+          <w:fldChar w:fldCharType="end"/>
+        </w:r>
+        <w:r>
+          <w:rPr>
+            <w:lang w:val="es-ES"/>
+          </w:rPr>
+          <w:t xml:space="preserve"> de </w:t>
+        </w:r>
+        <w:r>
+          <w:rPr>
+            <w:b/>
+            <w:bCs/>
+            <w:sz w:val="24"/>
+            <w:szCs w:val="24"/>
+          </w:rPr>
+          <w:fldChar w:fldCharType="begin"/>
+        </w:r>
+        <w:r>
+          <w:rPr>
+            <w:b/>
+            <w:bCs/>
+          </w:rPr>
+          <w:instrText>NUMPAGES</w:instrText>
+        </w:r>
+        <w:r>
+          <w:rPr>
+            <w:b/>
+            <w:bCs/>
+            <w:sz w:val="24"/>
+            <w:szCs w:val="24"/>
+          </w:rPr>
+          <w:fldChar w:fldCharType="separate"/>
+        </w:r>
+        <w:r>
+          <w:rPr>
+            <w:b/>
+            <w:bCs/>
+            <w:lang w:val="es-ES"/>
+          </w:rPr>
+          <w:t>2</w:t>
+        </w:r>
+        <w:r>
+          <w:rPr>
+            <w:b/>
+            <w:bCs/>
+            <w:sz w:val="24"/>
+            <w:szCs w:val="24"/>
+          </w:rPr>
+          <w:fldChar w:fldCharType="end"/>
+        </w:r>
+      </w:p>
+    </w:sdtContent>
+  </w:sdt>
+  <w:p>
+    <w:pPr>
+      <w:pStyle w:val="Encabezado"/>
+    </w:pPr>
+  </w:p>
+</w:hdr>
 </file>
 
 <file path=word/numbering.xml><?xml version="1.0" encoding="utf-8"?>
@@ -3776,6 +4115,7 @@
   </w:style>
   <w:style w:type="paragraph" w:styleId="Sinespaciado">
     <w:name w:val="No Spacing"/>
+    <w:link w:val="SinespaciadoCar"/>
     <w:uiPriority w:val="1"/>
     <w:qFormat/>
     <w:rsid w:val="00FC693F"/>
@@ -14542,6 +14882,13 @@
       <w:color w:val="605E5C"/>
       <w:shd w:val="clear" w:color="auto" w:fill="E1DFDD"/>
     </w:rPr>
+  </w:style>
+  <w:style w:type="character" w:customStyle="1" w:styleId="SinespaciadoCar">
+    <w:name w:val="Sin espaciado Car"/>
+    <w:basedOn w:val="Fuentedeprrafopredeter"/>
+    <w:link w:val="Sinespaciado"/>
+    <w:uiPriority w:val="1"/>
+    <w:rsid w:val="00B0722C"/>
   </w:style>
 </w:styles>
 </file>
